--- a/app/public/FICHE DE MISSION.docx
+++ b/app/public/FICHE DE MISSION.docx
@@ -322,50 +322,18 @@
       <w:r>
         <w:rPr>
           <w:rFonts w:ascii="Arial" w:hAnsi="Arial" w:cs="Arial"/>
+        </w:rPr>
+        <w:t>NDONG</w:t>
+      </w:r>
+      <w:r>
+        <w:rPr>
+          <w:rFonts w:ascii="Arial" w:hAnsi="Arial" w:cs="Arial"/>
           <w:b/>
           <w:bCs/>
           <w:sz w:val="28"/>
           <w:szCs w:val="28"/>
         </w:rPr>
-        <w:t>Dorcas</w:t>
-      </w:r>
-      <w:r>
-        <w:rPr>
-          <w:rFonts w:ascii="Arial" w:hAnsi="Arial" w:cs="Arial"/>
-          <w:b/>
-          <w:bCs/>
-          <w:sz w:val="28"/>
-          <w:szCs w:val="28"/>
-        </w:rPr>
         <w:t xml:space="preserve">, </w:t>
-      </w:r>
-      <w:r>
-        <w:rPr>
-          <w:rFonts w:ascii="Arial" w:hAnsi="Arial" w:cs="Arial"/>
-          <w:b/>
-          <w:bCs/>
-        </w:rPr>
-        <w:t>matricule :</w:t>
-      </w:r>
-      <w:r>
-        <w:rPr>
-          <w:rFonts w:ascii="Arial" w:hAnsi="Arial" w:cs="Arial"/>
-          <w:b/>
-          <w:bCs/>
-          <w:sz w:val="28"/>
-          <w:szCs w:val="28"/>
-        </w:rPr>
-        <w:t xml:space="preserve"> </w:t>
-      </w:r>
-      <w:r>
-        <w:rPr>
-          <w:rFonts w:ascii="Arial" w:hAnsi="Arial" w:cs="Arial"/>
-          <w:b/>
-          <w:bCs/>
-          <w:sz w:val="26"/>
-          <w:szCs w:val="26"/>
-        </w:rPr>
-        <w:t>1414</w:t>
       </w:r>
     </w:p>
     <w:p>
@@ -377,37 +345,75 @@
         <w:jc w:val="left"/>
         <w:rPr>
           <w:rFonts w:ascii="Arial" w:hAnsi="Arial" w:cs="Arial"/>
+          <w:b w:val="0"/>
+          <w:bCs w:val="0"/>
+          <w:sz w:val="24"/>
+        </w:rPr>
+      </w:pPr>
+      <w:r>
+        <w:rPr>
+          <w:rFonts w:ascii="Arial" w:hAnsi="Arial" w:cs="Arial"/>
+          <w:bCs w:val="0"/>
+          <w:sz w:val="24"/>
+        </w:rPr>
+        <w:t>Prénom</w:t>
+      </w:r>
+      <w:r>
+        <w:rPr>
+          <w:rFonts w:ascii="Arial" w:hAnsi="Arial" w:cs="Arial"/>
+        </w:rPr>
+        <w:t> :</w:t>
+      </w:r>
+      <w:r>
+        <w:rPr>
+          <w:rFonts w:ascii="Arial" w:hAnsi="Arial" w:cs="Arial"/>
+          <w:b w:val="0"/>
+          <w:bCs w:val="0"/>
+        </w:rPr>
+        <w:t xml:space="preserve"> </w:t>
+      </w:r>
+      <w:r>
+        <w:rPr>
+          <w:rFonts w:ascii="Arial" w:hAnsi="Arial" w:cs="Arial"/>
+          <w:b w:val="0"/>
+          <w:bCs w:val="0"/>
+          <w:sz w:val="24"/>
+        </w:rPr>
+        <w:t>ROBERT</w:t>
+      </w:r>
+    </w:p>
+    <w:p>
+      <w:r>
+        <w:rPr>
+          <w:rFonts w:ascii="Arial" w:hAnsi="Arial" w:cs="Arial"/>
+          <w:b/>
+          <w:bCs/>
+        </w:rPr>
+        <w:t>M</w:t>
+      </w:r>
+      <w:r>
+        <w:rPr>
+          <w:rFonts w:ascii="Arial" w:hAnsi="Arial" w:cs="Arial"/>
+          <w:b/>
+          <w:bCs/>
+        </w:rPr>
+        <w:t>atricule :</w:t>
+      </w:r>
+      <w:r>
+        <w:rPr>
+          <w:rFonts w:ascii="Arial" w:hAnsi="Arial" w:cs="Arial"/>
+          <w:b/>
+          <w:bCs/>
           <w:sz w:val="28"/>
           <w:szCs w:val="28"/>
         </w:rPr>
-      </w:pPr>
-      <w:r>
-        <w:rPr>
-          <w:rFonts w:ascii="Arial" w:hAnsi="Arial" w:cs="Arial"/>
-          <w:bCs w:val="0"/>
-          <w:sz w:val="24"/>
-        </w:rPr>
-        <w:t>Prénom</w:t>
-      </w:r>
-      <w:r>
-        <w:rPr>
-          <w:rFonts w:ascii="Arial" w:hAnsi="Arial" w:cs="Arial"/>
-        </w:rPr>
-        <w:t> :</w:t>
-      </w:r>
-      <w:r>
-        <w:rPr>
-          <w:rFonts w:ascii="Arial" w:hAnsi="Arial" w:cs="Arial"/>
-          <w:b w:val="0"/>
-          <w:bCs w:val="0"/>
-        </w:rPr>
         <w:t xml:space="preserve"> </w:t>
       </w:r>
       <w:r>
         <w:rPr>
           <w:rFonts w:ascii="Arial" w:hAnsi="Arial" w:cs="Arial"/>
         </w:rPr>
-        <w:t>kakinga</w:t>
+        <w:t>250356</w:t>
       </w:r>
     </w:p>
     <w:p>
@@ -436,7 +442,7 @@
           <w:b w:val="0"/>
           <w:sz w:val="24"/>
         </w:rPr>
-        <w:t xml:space="preserve"> :    Cadre Budget  </w:t>
+        <w:t xml:space="preserve"> :      </w:t>
       </w:r>
     </w:p>
     <w:p>
@@ -495,46 +501,68 @@
       <w:r>
         <w:rPr>
           <w:rFonts w:ascii="Arial" w:hAnsi="Arial" w:cs="Arial"/>
+        </w:rPr>
+        <w:t>Port-Gentil</w:t>
+      </w:r>
+    </w:p>
+    <w:p>
+      <w:pPr>
+        <w:pStyle w:val="Titre7"/>
+        <w:rPr>
+          <w:rFonts w:ascii="Arial" w:hAnsi="Arial" w:cs="Arial"/>
+          <w:i w:val="0"/>
+          <w:color w:val="auto"/>
+        </w:rPr>
+      </w:pPr>
+      <w:r>
+        <w:rPr>
+          <w:rFonts w:ascii="Arial" w:hAnsi="Arial" w:cs="Arial"/>
           <w:b/>
           <w:i w:val="0"/>
           <w:color w:val="auto"/>
         </w:rPr>
-        <w:t>Port-Gentil</w:t>
+        <w:t>Motif du déplacement</w:t>
+      </w:r>
+      <w:r>
+        <w:rPr>
+          <w:rFonts w:ascii="Arial" w:hAnsi="Arial" w:cs="Arial"/>
+          <w:i w:val="0"/>
+          <w:color w:val="auto"/>
+        </w:rPr>
+        <w:t xml:space="preserve"> :  Contrôle des occupation domaniale</w:t>
       </w:r>
     </w:p>
     <w:p>
       <w:pPr>
-        <w:pStyle w:val="Titre7"/>
-        <w:rPr>
-          <w:rFonts w:ascii="Arial" w:hAnsi="Arial" w:cs="Arial"/>
-          <w:i w:val="0"/>
-          <w:color w:val="auto"/>
+        <w:spacing w:line="360" w:lineRule="auto"/>
+        <w:rPr>
+          <w:rFonts w:ascii="Arial" w:hAnsi="Arial" w:cs="Arial"/>
         </w:rPr>
       </w:pPr>
       <w:r>
         <w:rPr>
           <w:rFonts w:ascii="Arial" w:hAnsi="Arial" w:cs="Arial"/>
           <w:b/>
-          <w:i w:val="0"/>
-          <w:color w:val="auto"/>
-        </w:rPr>
-        <w:t>Motif du déplacement</w:t>
-      </w:r>
-      <w:r>
-        <w:rPr>
-          <w:rFonts w:ascii="Arial" w:hAnsi="Arial" w:cs="Arial"/>
-          <w:i w:val="0"/>
-          <w:color w:val="auto"/>
-        </w:rPr>
-        <w:t xml:space="preserve"> :  Control facturation</w:t>
-      </w:r>
-      <w:r>
-        <w:rPr>
-          <w:rFonts w:ascii="Arial" w:hAnsi="Arial" w:cs="Arial"/>
-          <w:i w:val="0"/>
-          <w:color w:val="auto"/>
-        </w:rPr>
-        <w:t/>
+        </w:rPr>
+        <w:t>Date de départ</w:t>
+      </w:r>
+      <w:r>
+        <w:rPr>
+          <w:rFonts w:ascii="Arial" w:hAnsi="Arial" w:cs="Arial"/>
+        </w:rPr>
+        <w:t> : </w:t>
+      </w:r>
+      <w:r>
+        <w:rPr>
+          <w:rFonts w:ascii="Arial" w:hAnsi="Arial" w:cs="Arial"/>
+        </w:rPr>
+        <w:t>26/03/2026</w:t>
+      </w:r>
+      <w:r>
+        <w:rPr>
+          <w:rFonts w:ascii="Arial" w:hAnsi="Arial" w:cs="Arial"/>
+        </w:rPr>
+        <w:t xml:space="preserve">            </w:t>
       </w:r>
     </w:p>
     <w:p>
@@ -549,38 +577,13 @@
           <w:rFonts w:ascii="Arial" w:hAnsi="Arial" w:cs="Arial"/>
           <w:b/>
         </w:rPr>
-        <w:t>Date de départ</w:t>
-      </w:r>
-      <w:r>
-        <w:rPr>
-          <w:rFonts w:ascii="Arial" w:hAnsi="Arial" w:cs="Arial"/>
-        </w:rPr>
-        <w:t> : </w:t>
-      </w:r>
-      <w:r>
-        <w:rPr>
-          <w:rFonts w:ascii="Arial" w:hAnsi="Arial" w:cs="Arial"/>
-        </w:rPr>
-        <w:t>11/03/2026</w:t>
-      </w:r>
-      <w:r>
-        <w:rPr>
-          <w:rFonts w:ascii="Arial" w:hAnsi="Arial" w:cs="Arial"/>
-        </w:rPr>
-        <w:t xml:space="preserve">            </w:t>
-      </w:r>
-      <w:r>
-        <w:rPr>
-          <w:rFonts w:ascii="Arial" w:hAnsi="Arial" w:cs="Arial"/>
-          <w:b/>
-        </w:rPr>
         <w:t>Retour</w:t>
       </w:r>
       <w:r>
         <w:rPr>
           <w:rFonts w:ascii="Arial" w:hAnsi="Arial" w:cs="Arial"/>
         </w:rPr>
-        <w:t xml:space="preserve"> : 15/03/2026  </w:t>
+        <w:t xml:space="preserve"> : 30/03/2026  </w:t>
       </w:r>
     </w:p>
     <w:p>
@@ -601,7 +604,7 @@
         <w:rPr>
           <w:rFonts w:ascii="Arial" w:hAnsi="Arial" w:cs="Arial"/>
         </w:rPr>
-        <w:t xml:space="preserve"> : 4 Jours </w:t>
+        <w:t xml:space="preserve"> : 5 Jours </w:t>
       </w:r>
     </w:p>
     <w:p>
@@ -630,8 +633,6 @@
       <w:r>
         <w:rPr>
           <w:rFonts w:ascii="Arial" w:hAnsi="Arial" w:cs="Arial"/>
-          <w:b/>
-          <w:i/>
         </w:rPr>
         <w:t>Avion</w:t>
       </w:r>
